--- a/deliverables/inland_transport_2026-10/example_T1_T2/docx/T1_WHSOP_003_A04.docx
+++ b/deliverables/inland_transport_2026-10/example_T1_T2/docx/T1_WHSOP_003_A04.docx
@@ -4523,7 +4523,7 @@
                 <w:color w:val="0B5CAD"/>
                 <w:sz w:val="18"/>
               </w:rPr>
-              <w:t xml:space="preserve">[72]</w:t>
+              <w:t xml:space="preserve">[73]</w:t>
             </w:r>
           </w:p>
         </w:tc>
@@ -11941,7 +11941,7 @@
                 <w:color w:val="0B5CAD"/>
                 <w:sz w:val="18"/>
               </w:rPr>
-              <w:t xml:space="preserve">[3668]</w:t>
+              <w:t xml:space="preserve">[3669]</w:t>
             </w:r>
           </w:p>
         </w:tc>
